--- a/docs/plans/2026-public-projection-release-handoff/marketing-ready/PUB-2026 Draft Public PDF Copy.docx
+++ b/docs/plans/2026-public-projection-release-handoff/marketing-ready/PUB-2026 Draft Public PDF Copy.docx
@@ -17,7 +17,7 @@
           <w:color w:val="808080"/>
           <w:sz w:val="16"/>
         </w:rPr>
-        <w:t>Pre-publication marketing draft. Numbers are final/locked from the production run m2026r1 / cfg-20260611-production-lock (commit 12fa6f9, 2026-06-13); this document is DRAFT only because public layout and release are pending, not because the data is provisional. Generated by scripts/exports/build_marketing_docx.py — do not hand-edit; rerun the generator instead.</w:t>
+        <w:t>Pre-publication marketing draft. Numbers are final/locked from the production run m2026r1 / cfg-20260611-production-lock — ADR-068 corrected full-horizon run (2026-06-15 + 2026-06-16 survival-horizon amendment; config sha256(16) a6e0bfbc2d70be85); this document is DRAFT only because public layout and release are pending, not because the data is provisional. Generated by scripts/exports/build_marketing_docx.py — do not hand-edit; rerun the generator instead.</w:t>
       </w:r>
     </w:p>
     <w:p/>

--- a/docs/plans/2026-public-projection-release-handoff/marketing-ready/PUB-2026 Draft Public PDF Copy.docx
+++ b/docs/plans/2026-public-projection-release-handoff/marketing-ready/PUB-2026 Draft Public PDF Copy.docx
@@ -34,13 +34,33 @@
         <w:t>locked-config production run</w:t>
       </w:r>
       <w:r>
-        <w:t xml:space="preserve"> (`m2026r1` / `cfg-20260611-production-lock`, commit `12fa6f9`,</w:t>
+        <w:t xml:space="preserve"> as corrected by the </w:t>
+      </w:r>
+      <w:r>
+        <w:rPr>
+          <w:b/>
+        </w:rPr>
+        <w:t>ADR-068 amendment</w:t>
+      </w:r>
+      <w:r>
+        <w:t xml:space="preserve"> (`m2026r1`, config</w:t>
       </w:r>
     </w:p>
     <w:p>
       <w:r>
-        <w:t xml:space="preserve">2026-06-13). The public path is </w:t>
+        <w:t xml:space="preserve">sha256 `a6e0bfbc2d70be85`, full-horizon corrected run </w:t>
       </w:r>
+      <w:r>
+        <w:rPr>
+          <w:b/>
+        </w:rPr>
+        <w:t>2026-06-16</w:t>
+      </w:r>
+      <w:r>
+        <w:t>). The public path is</w:t>
+      </w:r>
+    </w:p>
+    <w:p>
       <w:r>
         <w:rPr>
           <w:b/>
@@ -48,17 +68,17 @@
         <w:t>Baseline (CBO-Adjusted)</w:t>
       </w:r>
       <w:r>
-        <w:t xml:space="preserve"> only (ADR-065). Exact values live in</w:t>
+        <w:t xml:space="preserve"> only (ADR-065). Exact values live in the public download files; PDF</w:t>
       </w:r>
     </w:p>
     <w:p>
       <w:r>
-        <w:t>the public download files; PDF figures are rounded for readability and should reconcile to the</w:t>
+        <w:t>figures are rounded for readability and should reconcile to the downloads. Language follows</w:t>
       </w:r>
     </w:p>
     <w:p>
       <w:r>
-        <w:t xml:space="preserve">downloads. Language follows ADR-042: this is a </w:t>
+        <w:t xml:space="preserve">ADR-042: this is a </w:t>
       </w:r>
       <w:r>
         <w:rPr>
@@ -67,12 +87,70 @@
         <w:t>projection</w:t>
       </w:r>
       <w:r>
-        <w:t>, never a "forecast," "prediction,"</w:t>
+        <w:t>, never a "forecast," "prediction," "expected outcome," or</w:t>
       </w:r>
     </w:p>
     <w:p>
       <w:r>
-        <w:t>"expected outcome," or "most likely" path.</w:t>
+        <w:t>"most likely" path.</w:t>
+      </w:r>
+    </w:p>
+    <w:p>
+      <w:r>
+        <w:t xml:space="preserve">&gt; ⚠️ </w:t>
+      </w:r>
+      <w:r>
+        <w:rPr>
+          <w:b/>
+        </w:rPr>
+        <w:t>Hand-authored numbers — re-verify on every projection change.</w:t>
+      </w:r>
+      <w:r>
+        <w:t xml:space="preserve"> The figures in this prose</w:t>
+      </w:r>
+    </w:p>
+    <w:p>
+      <w:r>
+        <w:t xml:space="preserve">&gt; are written by hand; they do </w:t>
+      </w:r>
+      <w:r>
+        <w:rPr>
+          <w:b/>
+        </w:rPr>
+        <w:t>not</w:t>
+      </w:r>
+      <w:r>
+        <w:t xml:space="preserve"> regenerate automatically from the CSV the way the workbook,</w:t>
+      </w:r>
+    </w:p>
+    <w:p>
+      <w:r>
+        <w:t>&gt; the "Draft Numbers For Layout" doc, and the charts do. Whenever the locked run changes, update the</w:t>
+      </w:r>
+    </w:p>
+    <w:p>
+      <w:r>
+        <w:t>&gt; callouts here against `final-run-metadata.md` / the locked public CSV — the state base + 2055</w:t>
+      </w:r>
+    </w:p>
+    <w:p>
+      <w:r>
+        <w:t>&gt; total, the trough year and value, the growth %, and the Cass / Williams / Burleigh / Ward / Grand</w:t>
+      </w:r>
+    </w:p>
+    <w:p>
+      <w:r>
+        <w:t>&gt; Forks county figures — then re-run `scripts/exports/build_marketing_docx.py`. The release-QA</w:t>
+      </w:r>
+    </w:p>
+    <w:p>
+      <w:r>
+        <w:t>&gt; checklist's "public-prose sync" gate and a consistency warning in `build_marketing_docx.py` exist</w:t>
+      </w:r>
+    </w:p>
+    <w:p>
+      <w:r>
+        <w:t>&gt; to catch this, but they are a backstop, not a substitute for reading the copy.</w:t>
       </w:r>
     </w:p>
     <w:p>
@@ -153,7 +231,7 @@
         <w:rPr>
           <w:b/>
         </w:rPr>
-        <w:t>889,000 in 2055</w:t>
+        <w:t>899,000 in 2055</w:t>
       </w:r>
       <w:r>
         <w:t xml:space="preserve"> — an increase of roughly </w:t>
@@ -162,7 +240,7 @@
         <w:rPr>
           <w:b/>
         </w:rPr>
-        <w:t>11%</w:t>
+        <w:t>12%</w:t>
       </w:r>
       <w:r>
         <w:t xml:space="preserve"> over thirty years. The path is not a</w:t>
@@ -170,22 +248,22 @@
     </w:p>
     <w:p>
       <w:r>
-        <w:t>straight line: it dips slightly in the first few years, reaching a low of about **787,000 around</w:t>
+        <w:t>straight line: it is nearly flat in the first few years, easing to a shallow low of about **797,000</w:t>
       </w:r>
     </w:p>
     <w:p>
       <w:r>
-        <w:t>2028**, before returning to steady growth. That early dip reflects the CBO assumption that the</w:t>
+        <w:t>around 2027**, before returning to steady growth. That early softening reflects the CBO assumption</w:t>
       </w:r>
     </w:p>
     <w:p>
       <w:r>
-        <w:t>recent surge in migration softens under current federal policy; it is an intended feature of the</w:t>
+        <w:t>that the recent surge in migration eases under current federal policy; it is an intended feature of</w:t>
       </w:r>
     </w:p>
     <w:p>
       <w:r>
-        <w:t>assumption, not a downturn the model discovered on its own.</w:t>
+        <w:t>the assumption, not a downturn the model discovered on its own.</w:t>
       </w:r>
     </w:p>
     <w:p>
@@ -215,7 +293,7 @@
     </w:p>
     <w:p>
       <w:r>
-        <w:t>with the 2028 low noted.</w:t>
+        <w:t>with the 2027 low noted.</w:t>
       </w:r>
     </w:p>
     <w:p>
@@ -294,7 +372,7 @@
         <w:t>A deliberately moderated path.</w:t>
       </w:r>
       <w:r>
-        <w:t xml:space="preserve"> The public baseline grows at roughly 0.36% per year — well</w:t>
+        <w:t xml:space="preserve"> The public baseline grows at roughly 0.4% per year — well</w:t>
       </w:r>
       <w:r>
         <w:t xml:space="preserve"> </w:t>
@@ -398,27 +476,32 @@
     </w:p>
     <w:p>
       <w:r>
-        <w:t>In the public baseline, North Dakota's population declines slightly for the first few years, reaches</w:t>
+        <w:t>In the public baseline, North Dakota's population is nearly flat for the first few years, eases to a</w:t>
       </w:r>
     </w:p>
     <w:p>
       <w:r>
-        <w:t>a low of about 787,000 around 2028, and then grows steadily to about 889,000 by 2055. The early dip</w:t>
+        <w:t>shallow low of about 797,000 around 2027, and then grows steadily to about 899,000 by 2055. The</w:t>
       </w:r>
     </w:p>
     <w:p>
       <w:r>
-        <w:t>is the most aggressive part of the CBO migration assumption (the reduction is largest in 2025-2026</w:t>
+        <w:t>early softening is the most front-loaded part of the CBO migration assumption (the reduction is</w:t>
       </w:r>
     </w:p>
     <w:p>
       <w:r>
-        <w:t>and eases through 2029); after that, projected migration recovers to a moderate, gradually</w:t>
+        <w:t>largest in 2025-2026 and eases through 2029); after that, projected migration recovers to a</w:t>
       </w:r>
     </w:p>
     <w:p>
       <w:r>
-        <w:t>declining positive level and natural increase (births exceeding deaths) carries the long-run trend.</w:t>
+        <w:t>moderate, gradually declining positive level and natural increase (births exceeding deaths) carries</w:t>
+      </w:r>
+    </w:p>
+    <w:p>
+      <w:r>
+        <w:t>the long-run trend.</w:t>
       </w:r>
     </w:p>
     <w:p>
@@ -433,7 +516,7 @@
     </w:p>
     <w:p>
       <w:r>
-        <w:t>Suggested exhibit: 2025-2055 baseline line chart, with the 2028 low labeled.</w:t>
+        <w:t>Suggested exhibit: 2025-2055 baseline line chart, with the 2027 low labeled.</w:t>
       </w:r>
     </w:p>
     <w:p>
@@ -578,7 +661,7 @@
         <w:t>Cass County (Fargo)</w:t>
       </w:r>
       <w:r>
-        <w:t xml:space="preserve"> is projected to grow about 32%, to roughly 266,000 by 2055 — the single</w:t>
+        <w:t xml:space="preserve"> is projected to grow about 33%, to roughly 269,000 by 2055 — the single</w:t>
       </w:r>
       <w:r>
         <w:t xml:space="preserve"> </w:t>
@@ -598,7 +681,7 @@
         <w:t>Williams County (Williston)</w:t>
       </w:r>
       <w:r>
-        <w:t xml:space="preserve"> is projected to grow about 52%, to roughly 63,000. This continues</w:t>
+        <w:t xml:space="preserve"> is projected to grow about 54%, to roughly 64,000. This continues</w:t>
       </w:r>
       <w:r>
         <w:t xml:space="preserve"> </w:t>
@@ -645,7 +728,7 @@
         <w:t>Burleigh County (Bismarck)</w:t>
       </w:r>
       <w:r>
-        <w:t xml:space="preserve"> is projected to grow about 15%, to roughly 119,000.</w:t>
+        <w:t xml:space="preserve"> is projected to grow about 16%, to roughly 120,000.</w:t>
       </w:r>
     </w:p>
     <w:p>
@@ -664,7 +747,7 @@
         <w:t>Ward County (Minot)</w:t>
       </w:r>
       <w:r>
-        <w:t xml:space="preserve"> is projected to decline about 13%, to roughly 59,000. This follows the</w:t>
+        <w:t xml:space="preserve"> is projected to decline about 12%, to roughly 60,000. This follows the</w:t>
       </w:r>
       <w:r>
         <w:t xml:space="preserve"> </w:t>
@@ -696,13 +779,13 @@
         <w:t>Grand Forks County</w:t>
       </w:r>
       <w:r>
-        <w:t xml:space="preserve"> is projected to be roughly flat to slightly down (about -4%, to roughly</w:t>
+        <w:t xml:space="preserve"> is projected to be roughly flat to slightly down (about -3%, to roughly</w:t>
       </w:r>
       <w:r>
         <w:t xml:space="preserve"> </w:t>
       </w:r>
       <w:r>
-        <w:t>71,000). Grand Forks' recent growth came largely from international migration — exactly the</w:t>
+        <w:t>72,000). Grand Forks' recent growth came largely from international migration — exactly the</w:t>
       </w:r>
       <w:r>
         <w:t xml:space="preserve"> </w:t>

--- a/docs/plans/2026-public-projection-release-handoff/marketing-ready/PUB-2026 Draft Public PDF Copy.docx
+++ b/docs/plans/2026-public-projection-release-handoff/marketing-ready/PUB-2026 Draft Public PDF Copy.docx
@@ -97,7 +97,7 @@
     </w:p>
     <w:p>
       <w:r>
-        <w:t xml:space="preserve">&gt; ⚠️ </w:t>
+        <w:t xml:space="preserve">⚠️ </w:t>
       </w:r>
       <w:r>
         <w:rPr>
@@ -111,7 +111,7 @@
     </w:p>
     <w:p>
       <w:r>
-        <w:t xml:space="preserve">&gt; are written by hand; they do </w:t>
+        <w:t xml:space="preserve">are written by hand; they do </w:t>
       </w:r>
       <w:r>
         <w:rPr>
@@ -125,32 +125,52 @@
     </w:p>
     <w:p>
       <w:r>
-        <w:t>&gt; the "Draft Numbers For Layout" doc, and the charts do. Whenever the locked run changes, update the</w:t>
+        <w:t>the "Draft Numbers For Layout" doc, and the charts do. Whenever the locked run changes, update the</w:t>
       </w:r>
     </w:p>
     <w:p>
       <w:r>
-        <w:t>&gt; callouts here against `final-run-metadata.md` / the locked public CSV — the state base + 2055</w:t>
+        <w:t>callouts here against `final-run-metadata.md` / the locked public CSV — the state base + 2055</w:t>
       </w:r>
     </w:p>
     <w:p>
       <w:r>
-        <w:t>&gt; total, the trough year and value, the growth %, and the Cass / Williams / Burleigh / Ward / Grand</w:t>
+        <w:t>total, the trough year and value, the growth %, the declining-county count, the top-three share</w:t>
       </w:r>
     </w:p>
     <w:p>
       <w:r>
-        <w:t>&gt; Forks county figures — then re-run `scripts/exports/build_marketing_docx.py`. The release-QA</w:t>
+        <w:t>of gains, the Cass / Williams / Burleigh / Ward / Grand Forks county figures, and the</w:t>
       </w:r>
     </w:p>
     <w:p>
       <w:r>
-        <w:t>&gt; checklist's "public-prose sync" gate and a consistency warning in `build_marketing_docx.py` exist</w:t>
+        <w:t>2024-edition comparison table — then re-run `scripts/exports/build_marketing_docx.py --strict`.</w:t>
       </w:r>
     </w:p>
     <w:p>
       <w:r>
-        <w:t>&gt; to catch this, but they are a backstop, not a substitute for reading the copy.</w:t>
+        <w:t>The strict prose-sync check now hard-fails on the headline set, the declining-county count, the</w:t>
+      </w:r>
+    </w:p>
+    <w:p>
+      <w:r>
+        <w:t>county callouts, and the top-three share, but it is a backstop, not a substitute for reading the</w:t>
+      </w:r>
+    </w:p>
+    <w:p>
+      <w:r>
+        <w:t>copy. The 2018-vintage track-record figures (793,537 projected / 779,094 counted) are quoted from</w:t>
+      </w:r>
+    </w:p>
+    <w:p>
+      <w:r>
+        <w:t>the 2024 edition's Note of Caution; if the original 2018 publication is located, re-verify them</w:t>
+      </w:r>
+    </w:p>
+    <w:p>
+      <w:r>
+        <w:t>against it.</w:t>
       </w:r>
     </w:p>
     <w:p>
@@ -163,17 +183,42 @@
     </w:p>
     <w:p>
       <w:r>
-        <w:t>North Dakota Population Projections</w:t>
+        <w:t>2026 North Dakota State Data Center Population Projections</w:t>
       </w:r>
     </w:p>
     <w:p>
       <w:r>
-        <w:t>2025 to 2055</w:t>
+        <w:t>Of the State, Regions, and Counties</w:t>
       </w:r>
     </w:p>
     <w:p>
       <w:r>
-        <w:t>Prepared by the North Dakota Department of Commerce - State Data Center</w:t>
+        <w:t>2025 to 2055</w:t>
+      </w:r>
+    </w:p>
+    <w:p>
+      <w:r>
+        <w:t>Prepared [PLACEHOLDER — publication date] by the North Dakota Department of Commerce, State Data</w:t>
+      </w:r>
+    </w:p>
+    <w:p>
+      <w:r>
+        <w:t>Center</w:t>
+      </w:r>
+    </w:p>
+    <w:p>
+      <w:r>
+        <w:t>(The title follows the series convention of the 2024 edition — vintage year first, the State Data</w:t>
+      </w:r>
+    </w:p>
+    <w:p>
+      <w:r>
+        <w:t>Center named in the title, and the geographic scope as the subtitle — so the report reads as the</w:t>
+      </w:r>
+    </w:p>
+    <w:p>
+      <w:r>
+        <w:t>next edition in the same series.)</w:t>
       </w:r>
     </w:p>
     <w:p>
@@ -268,7 +313,7 @@
     </w:p>
     <w:p>
       <w:r>
-        <w:t>Growth is concentrated in a small number of counties. **Thirty-seven of North Dakota's 53 counties</w:t>
+        <w:t>Growth is concentrated in a small number of counties. **Thirty-six of North Dakota's 53 counties</w:t>
       </w:r>
     </w:p>
     <w:p>
@@ -352,13 +397,19 @@
         <w:t xml:space="preserve"> </w:t>
       </w:r>
       <w:r>
-        <w:t>in just three counties — Cass, Williams, and Burleigh — and 37 of 53 counties are projected to</w:t>
+        <w:t>in just three counties — Cass, Williams, and Burleigh — and 36 of 53 counties, about</w:t>
       </w:r>
       <w:r>
         <w:t xml:space="preserve"> </w:t>
       </w:r>
       <w:r>
-        <w:t>decline. Statewide totals do not reflect uniform growth across the state.</w:t>
+        <w:t>two-thirds, are projected to decline. Statewide totals do not reflect uniform growth across the</w:t>
+      </w:r>
+      <w:r>
+        <w:t xml:space="preserve"> </w:t>
+      </w:r>
+      <w:r>
+        <w:t>state.</w:t>
       </w:r>
     </w:p>
     <w:p>
@@ -491,17 +542,17 @@
     </w:p>
     <w:p>
       <w:r>
-        <w:t>largest in 2025-2026 and eases through 2029); after that, projected migration recovers to a</w:t>
+        <w:t>largest in 2025-2026 and eases through 2029); after that, projected net migration settles near</w:t>
       </w:r>
     </w:p>
     <w:p>
       <w:r>
-        <w:t>moderate, gradually declining positive level and natural increase (births exceeding deaths) carries</w:t>
+        <w:t>break-even — modestly positive through the 2030s, modestly negative from the 2040s — and natural</w:t>
       </w:r>
     </w:p>
     <w:p>
       <w:r>
-        <w:t>the long-run trend.</w:t>
+        <w:t>increase (births exceeding deaths) carries the long-run trend.</w:t>
       </w:r>
     </w:p>
     <w:p>
@@ -524,36 +575,334 @@
         <w:pStyle w:val="Heading3"/>
       </w:pPr>
       <w:r>
-        <w:t>How accurate have past projections been?</w:t>
+        <w:t>How these projections compare with the 2024 edition</w:t>
       </w:r>
     </w:p>
     <w:p>
       <w:r>
-        <w:t>No projection is a guarantee, but the track record offers useful context. The State Data Center's</w:t>
+        <w:t>This report succeeds the 2024 edition of the State Data Center's projection series, and readers</w:t>
       </w:r>
     </w:p>
     <w:p>
       <w:r>
-        <w:t xml:space="preserve">previous (2018) projection came within about </w:t>
+        <w:t>who used that edition will notice the numbers have come down. The 2024 report projected North</w:t>
+      </w:r>
+    </w:p>
+    <w:p>
+      <w:r>
+        <w:t>Dakota at 957,194 residents by 2050; this edition projects 883,225 for the same year — about</w:t>
+      </w:r>
+    </w:p>
+    <w:p>
+      <w:r>
+        <w:t>74,000 fewer, or roughly eight percent. A revision of that size deserves a plain accounting, not a</w:t>
+      </w:r>
+    </w:p>
+    <w:p>
+      <w:r>
+        <w:t>footnote.</w:t>
+      </w:r>
+    </w:p>
+    <w:tbl>
+      <w:tblPr>
+        <w:tblStyle w:val="LightGrid-Accent1"/>
+        <w:tblW w:type="auto" w:w="0"/>
+        <w:tblLook w:firstColumn="1" w:firstRow="1" w:lastColumn="0" w:lastRow="0" w:noHBand="0" w:noVBand="1" w:val="04A0"/>
+      </w:tblPr>
+      <w:tblGrid>
+        <w:gridCol w:w="2880"/>
+        <w:gridCol w:w="2880"/>
+        <w:gridCol w:w="2880"/>
+      </w:tblGrid>
+      <w:tr>
+        <w:tc>
+          <w:tcPr>
+            <w:tcW w:type="dxa" w:w="2880"/>
+          </w:tcPr>
+          <w:p>
+            <w:r>
+              <w:rPr>
+                <w:b/>
+              </w:rPr>
+              <w:t>Year</w:t>
+            </w:r>
+          </w:p>
+        </w:tc>
+        <w:tc>
+          <w:tcPr>
+            <w:tcW w:type="dxa" w:w="2880"/>
+          </w:tcPr>
+          <w:p>
+            <w:r>
+              <w:rPr>
+                <w:b/>
+              </w:rPr>
+              <w:t>2024 edition</w:t>
+            </w:r>
+          </w:p>
+        </w:tc>
+        <w:tc>
+          <w:tcPr>
+            <w:tcW w:type="dxa" w:w="2880"/>
+          </w:tcPr>
+          <w:p>
+            <w:r>
+              <w:rPr>
+                <w:b/>
+              </w:rPr>
+              <w:t>This edition (baseline)</w:t>
+            </w:r>
+          </w:p>
+        </w:tc>
+      </w:tr>
+      <w:tr>
+        <w:tc>
+          <w:tcPr>
+            <w:tcW w:type="dxa" w:w="2880"/>
+          </w:tcPr>
+          <w:p>
+            <w:r>
+              <w:t>2030</w:t>
+            </w:r>
+          </w:p>
+        </w:tc>
+        <w:tc>
+          <w:tcPr>
+            <w:tcW w:type="dxa" w:w="2880"/>
+          </w:tcPr>
+          <w:p>
+            <w:r>
+              <w:t>831,543</w:t>
+            </w:r>
+          </w:p>
+        </w:tc>
+        <w:tc>
+          <w:tcPr>
+            <w:tcW w:type="dxa" w:w="2880"/>
+          </w:tcPr>
+          <w:p>
+            <w:r>
+              <w:t>804,657</w:t>
+            </w:r>
+          </w:p>
+        </w:tc>
+      </w:tr>
+      <w:tr>
+        <w:tc>
+          <w:tcPr>
+            <w:tcW w:type="dxa" w:w="2880"/>
+          </w:tcPr>
+          <w:p>
+            <w:r>
+              <w:t>2040</w:t>
+            </w:r>
+          </w:p>
+        </w:tc>
+        <w:tc>
+          <w:tcPr>
+            <w:tcW w:type="dxa" w:w="2880"/>
+          </w:tcPr>
+          <w:p>
+            <w:r>
+              <w:t>890,424</w:t>
+            </w:r>
+          </w:p>
+        </w:tc>
+        <w:tc>
+          <w:tcPr>
+            <w:tcW w:type="dxa" w:w="2880"/>
+          </w:tcPr>
+          <w:p>
+            <w:r>
+              <w:t>848,259</w:t>
+            </w:r>
+          </w:p>
+        </w:tc>
+      </w:tr>
+      <w:tr>
+        <w:tc>
+          <w:tcPr>
+            <w:tcW w:type="dxa" w:w="2880"/>
+          </w:tcPr>
+          <w:p>
+            <w:r>
+              <w:t>2050</w:t>
+            </w:r>
+          </w:p>
+        </w:tc>
+        <w:tc>
+          <w:tcPr>
+            <w:tcW w:type="dxa" w:w="2880"/>
+          </w:tcPr>
+          <w:p>
+            <w:r>
+              <w:t>957,194</w:t>
+            </w:r>
+          </w:p>
+        </w:tc>
+        <w:tc>
+          <w:tcPr>
+            <w:tcW w:type="dxa" w:w="2880"/>
+          </w:tcPr>
+          <w:p>
+            <w:r>
+              <w:t>883,225</w:t>
+            </w:r>
+          </w:p>
+        </w:tc>
+      </w:tr>
+    </w:tbl>
+    <w:p/>
+    <w:p>
+      <w:r>
+        <w:t>Three revisions do most of the work. This edition starts from the Census Bureau's Vintage 2025</w:t>
+      </w:r>
+    </w:p>
+    <w:p>
+      <w:r>
+        <w:t>estimates rather than the 2020 census, so it begins with five more years of observed change. It</w:t>
+      </w:r>
+    </w:p>
+    <w:p>
+      <w:r>
+        <w:t>applies the Congressional Budget Office's January 2026 current-policy outlook, which assumes the</w:t>
+      </w:r>
+    </w:p>
+    <w:p>
+      <w:r>
+        <w:t>recent migration surge eases rather than carries forward, and it lowers fertility rates five</w:t>
+      </w:r>
+    </w:p>
+    <w:p>
+      <w:r>
+        <w:t>percent under the same outlook. And several county paths were re-anchored to what the intervening</w:t>
+      </w:r>
+    </w:p>
+    <w:p>
+      <w:r>
+        <w:t>data shows — most visibly Ward County, which the 2024 edition projected to overtake Grand Forks as</w:t>
+      </w:r>
+    </w:p>
+    <w:p>
+      <w:r>
+        <w:t>the state's third-largest county by about 2040, but which has recorded net out-migration in every</w:t>
+      </w:r>
+    </w:p>
+    <w:p>
+      <w:r>
+        <w:t>year since 2020. This edition follows that record. (Williams County moves the other way: it is the</w:t>
+      </w:r>
+    </w:p>
+    <w:p>
+      <w:r>
+        <w:t>one large county projected to run above its 2024-edition path.)</w:t>
+      </w:r>
+    </w:p>
+    <w:p>
+      <w:r>
+        <w:t>The deeper difference between the editions is in what carries the growth. In the 2024 projection,</w:t>
+      </w:r>
+    </w:p>
+    <w:p>
+      <w:r>
+        <w:t>migration did nearly all of the work by mid-century, with births minus deaths turning negative in</w:t>
+      </w:r>
+    </w:p>
+    <w:p>
+      <w:r>
+        <w:t>the 2040s. This edition is close to the mirror image: net migration is assumed to ease to roughly</w:t>
+      </w:r>
+    </w:p>
+    <w:p>
+      <w:r>
+        <w:t>break-even under current federal policy, and natural increase — more births than deaths, the</w:t>
+      </w:r>
+    </w:p>
+    <w:p>
+      <w:r>
+        <w:t>arithmetic of a comparatively young population — carries the long run. Neither reading is a</w:t>
+      </w:r>
+    </w:p>
+    <w:p>
+      <w:r>
+        <w:t>forecast; they are different stated assumptions about the one component of change no model can pin</w:t>
+      </w:r>
+    </w:p>
+    <w:p>
+      <w:r>
+        <w:t>down.</w:t>
+      </w:r>
+    </w:p>
+    <w:p>
+      <w:r>
+        <w:t>Suggested exhibit: the small three-row comparison table above, set beside the statewide line chart.</w:t>
+      </w:r>
+    </w:p>
+    <w:p>
+      <w:pPr>
+        <w:pStyle w:val="Heading3"/>
+      </w:pPr>
+      <w:r>
+        <w:t>How accurate have past projections been?</w:t>
+      </w:r>
+    </w:p>
+    <w:p>
+      <w:r>
+        <w:t>No projection is a guarantee, but the record offers context. The most recent test came in 2020,</w:t>
+      </w:r>
+    </w:p>
+    <w:p>
+      <w:r>
+        <w:t>when the decennial census checked the projection series two years after the 2018 edition was</w:t>
+      </w:r>
+    </w:p>
+    <w:p>
+      <w:r>
+        <w:t xml:space="preserve">prepared: that edition put the state's 2020 population at </w:t>
       </w:r>
       <w:r>
         <w:rPr>
           <w:b/>
         </w:rPr>
-        <w:t>0.7%</w:t>
-      </w:r>
-      <w:r>
-        <w:t xml:space="preserve"> of the 2020 census count for the state — close,</w:t>
+        <w:t>793,537</w:t>
+      </w:r>
+      <w:r>
+        <w:t>, and the census counted</w:t>
       </w:r>
     </w:p>
     <w:p>
       <w:r>
-        <w:t>because two years is a short horizon. In our own back-testing, when the current model is launched</w:t>
+        <w:rPr>
+          <w:b/>
+        </w:rPr>
+        <w:t>779,094</w:t>
+      </w:r>
+      <w:r>
+        <w:t xml:space="preserve"> — a difference of just under </w:t>
+      </w:r>
+      <w:r>
+        <w:rPr>
+          <w:b/>
+        </w:rPr>
+        <w:t>two percent</w:t>
+      </w:r>
+      <w:r>
+        <w:t xml:space="preserve"> over a two-year horizon. (The 2024</w:t>
       </w:r>
     </w:p>
     <w:p>
       <w:r>
-        <w:t xml:space="preserve">from recent years it tracks the statewide total to within roughly </w:t>
+        <w:t>edition is too recent to be scored; its first census test comes in 2030.) In our own back-testing,</w:t>
+      </w:r>
+    </w:p>
+    <w:p>
+      <w:r>
+        <w:t>when the current model is launched from recent years it tracks the statewide total to within</w:t>
+      </w:r>
+    </w:p>
+    <w:p>
+      <w:r>
+        <w:t xml:space="preserve">roughly </w:t>
       </w:r>
       <w:r>
         <w:rPr>
@@ -562,17 +911,12 @@
         <w:t>1% over one year</w:t>
       </w:r>
       <w:r>
-        <w:t xml:space="preserve"> and a few</w:t>
+        <w:t xml:space="preserve"> and a few percent over about a decade. Accuracy decreases at longer</w:t>
       </w:r>
     </w:p>
     <w:p>
       <w:r>
-        <w:t>percent over about a decade. Accuracy decreases at longer horizons and for the smallest counties,</w:t>
-      </w:r>
-    </w:p>
-    <w:p>
-      <w:r>
-        <w:t xml:space="preserve">and </w:t>
+        <w:t xml:space="preserve">horizons and for the smallest counties, and </w:t>
       </w:r>
       <w:r>
         <w:rPr>
@@ -581,17 +925,22 @@
         <w:t>no method can anticipate structural breaks</w:t>
       </w:r>
       <w:r>
-        <w:t xml:space="preserve"> such as an oil boom or a pandemic. The honest</w:t>
+        <w:t xml:space="preserve"> such as</w:t>
       </w:r>
     </w:p>
     <w:p>
       <w:r>
-        <w:t>summary: near-term statewide figures are reliable; long-range and small-county figures carry real</w:t>
+        <w:t>an oil boom or a pandemic. The honest summary: near-term statewide figures are reliable; long-range</w:t>
       </w:r>
     </w:p>
     <w:p>
       <w:r>
-        <w:t>uncertainty and should be read as planning ranges, not point predictions.</w:t>
+        <w:t>and small-county figures carry real uncertainty and should be read as planning ranges, not point</w:t>
+      </w:r>
+    </w:p>
+    <w:p>
+      <w:r>
+        <w:t>predictions.</w:t>
       </w:r>
     </w:p>
     <w:p>
@@ -599,37 +948,107 @@
         <w:pStyle w:val="Heading2"/>
       </w:pPr>
       <w:r>
-        <w:t>Regional Population Change</w:t>
+        <w:t>What Drives The Change: Births, Deaths, And Migration</w:t>
       </w:r>
     </w:p>
     <w:p>
       <w:r>
-        <w:t>Regional patterns differ sharply in the baseline. Growth is concentrated in the Fargo, Bismarck,</w:t>
+        <w:t>Population change has only three ingredients: births, deaths, and the net of arrivals and</w:t>
       </w:r>
     </w:p>
     <w:p>
       <w:r>
-        <w:t>and Williston/Bakken areas, while many regions in the eastern and central-rural parts of the state</w:t>
+        <w:t>departures. Splitting the projection into those parts shows where the early dip comes from and</w:t>
       </w:r>
     </w:p>
     <w:p>
       <w:r>
-        <w:t>are projected to decline or stay roughly flat.</w:t>
+        <w:t>what sustains the later growth.</w:t>
       </w:r>
     </w:p>
     <w:p>
       <w:r>
-        <w:t>These regional differences are why statewide totals need local context. A statewide increase can</w:t>
+        <w:t>The early years are a migration story. The CBO current-policy assumption front-loads its</w:t>
       </w:r>
     </w:p>
     <w:p>
       <w:r>
-        <w:t>occur while most counties — and several regions — experience population decline.</w:t>
+        <w:t>reduction, so in 2026 and 2027 the assumed migration losses (about 5,400 and then 4,000 people)</w:t>
       </w:r>
     </w:p>
     <w:p>
       <w:r>
-        <w:t>Suggested exhibit: region map paired with a baseline regional change bar chart.</w:t>
+        <w:t>outweigh the steady surplus of births over deaths (about 3,700 a year), and the total slips. From</w:t>
+      </w:r>
+    </w:p>
+    <w:p>
+      <w:r>
+        <w:t>2028 onward the balance tips back, and the dip ends.</w:t>
+      </w:r>
+    </w:p>
+    <w:p>
+      <w:r>
+        <w:t>The rest of the horizon is a births-and-deaths story. Net migration settles near break-even —</w:t>
+      </w:r>
+    </w:p>
+    <w:p>
+      <w:r>
+        <w:t>modestly positive through the 2030s, modestly negative from the 2040s — while natural increase</w:t>
+      </w:r>
+    </w:p>
+    <w:p>
+      <w:r>
+        <w:t>holds steady at roughly 3,700 to 4,400 people a year. Over the full thirty years, natural increase</w:t>
+      </w:r>
+    </w:p>
+    <w:p>
+      <w:r>
+        <w:t>adds about 122,000 people and net migration subtracts about 23,000; the sum is the roughly</w:t>
+      </w:r>
+    </w:p>
+    <w:p>
+      <w:r>
+        <w:t>100,000-person statewide gain.</w:t>
+      </w:r>
+    </w:p>
+    <w:p>
+      <w:r>
+        <w:t>This division of labor is the reverse of the 2024 edition, which carried growth almost entirely on</w:t>
+      </w:r>
+    </w:p>
+    <w:p>
+      <w:r>
+        <w:t>migration by mid-century. It also says what kind of uncertainty the projection carries. Births and</w:t>
+      </w:r>
+    </w:p>
+    <w:p>
+      <w:r>
+        <w:t>deaths follow age structure and change slowly; migration follows policy and economics and can turn</w:t>
+      </w:r>
+    </w:p>
+    <w:p>
+      <w:r>
+        <w:t>quickly. The component doing the sustained work here is the slow-moving one — but the component</w:t>
+      </w:r>
+    </w:p>
+    <w:p>
+      <w:r>
+        <w:t>that sets the near-term path is the volatile one.</w:t>
+      </w:r>
+    </w:p>
+    <w:p>
+      <w:r>
+        <w:t>Suggested exhibit: paired bars by five-year period — natural increase (births minus deaths) and</w:t>
+      </w:r>
+    </w:p>
+    <w:p>
+      <w:r>
+        <w:t>net migration, 2026-2055. (Label deaths as household-population deaths; group-quarters populations</w:t>
+      </w:r>
+    </w:p>
+    <w:p>
+      <w:r>
+        <w:t>are held constant, as noted in the methodology.)</w:t>
       </w:r>
     </w:p>
     <w:p>
@@ -637,6 +1056,44 @@
         <w:pStyle w:val="Heading2"/>
       </w:pPr>
       <w:r>
+        <w:t>Regional Population Change</w:t>
+      </w:r>
+    </w:p>
+    <w:p>
+      <w:r>
+        <w:t>Regional patterns differ sharply in the baseline. Growth is concentrated in the Fargo, Bismarck,</w:t>
+      </w:r>
+    </w:p>
+    <w:p>
+      <w:r>
+        <w:t>and Williston/Bakken areas, while many regions in the eastern and central-rural parts of the state</w:t>
+      </w:r>
+    </w:p>
+    <w:p>
+      <w:r>
+        <w:t>are projected to decline or stay roughly flat.</w:t>
+      </w:r>
+    </w:p>
+    <w:p>
+      <w:r>
+        <w:t>These regional differences are why statewide totals need local context. A statewide increase can</w:t>
+      </w:r>
+    </w:p>
+    <w:p>
+      <w:r>
+        <w:t>occur while most counties — and several regions — experience population decline.</w:t>
+      </w:r>
+    </w:p>
+    <w:p>
+      <w:r>
+        <w:t>Suggested exhibit: region map paired with a baseline regional change bar chart.</w:t>
+      </w:r>
+    </w:p>
+    <w:p>
+      <w:pPr>
+        <w:pStyle w:val="Heading2"/>
+      </w:pPr>
+      <w:r>
         <w:t>County Growth And Concentration</w:t>
       </w:r>
     </w:p>
@@ -956,7 +1413,7 @@
     </w:p>
     <w:p>
       <w:r>
-        <w:t>nearly all gross growth, while 37 of 53 counties decline. Users should review county and regional</w:t>
+        <w:t>nearly all gross growth, while 36 of 53 counties decline. Users should review county and regional</w:t>
       </w:r>
     </w:p>
     <w:p>
